--- a/downloads/handouts/Unit 06/Handout 06.06 - Method Match and Demonstration Record.docx
+++ b/downloads/handouts/Unit 06/Handout 06.06 - Method Match and Demonstration Record.docx
@@ -517,15 +517,18 @@
       </w:r>
     </w:p>
     <w:p>
-      <w:r>
-        <w:br w:type="page"/>
-      </w:r>
-    </w:p>
-    <w:p>
       <w:pPr>
         <w:pStyle w:val="BodyText"/>
       </w:pPr>
       <w:r>
+        <w:t xml:space="preserve">_____________________________________________________________________________</w:t>
+      </w:r>
+    </w:p>
+    <w:p>
+      <w:pPr>
+        <w:pStyle w:val="BodyText"/>
+      </w:pPr>
+      <w:r>
         <w:t xml:space="preserve">Water on the surface holds the temperature down, so nothing browns until ____________________________________.</w:t>
       </w:r>
     </w:p>
@@ -546,8 +549,11 @@
       </w:r>
     </w:p>
     <w:p>
-      <w:r>
-        <w:br w:type="page"/>
+      <w:pPr>
+        <w:pStyle w:val="BodyText"/>
+      </w:pPr>
+      <w:r>
+        <w:t xml:space="preserve">_____________________________________________________________________________</w:t>
       </w:r>
     </w:p>
     <w:p>
@@ -1165,13 +1171,19 @@
       </w:r>
     </w:p>
     <w:p>
-      <w:r>
-        <w:br w:type="page"/>
-      </w:r>
-    </w:p>
-    <w:p>
-      <w:r>
-        <w:br w:type="page"/>
+      <w:pPr>
+        <w:pStyle w:val="BodyText"/>
+      </w:pPr>
+      <w:r>
+        <w:t xml:space="preserve">_____________________________________________________________________________</w:t>
+      </w:r>
+    </w:p>
+    <w:p>
+      <w:pPr>
+        <w:pStyle w:val="BodyText"/>
+      </w:pPr>
+      <w:r>
+        <w:t xml:space="preserve">_____________________________________________________________________________</w:t>
       </w:r>
     </w:p>
     <w:p>

--- a/downloads/handouts/Unit 06/Handout 06.06 - Method Match and Demonstration Record.docx
+++ b/downloads/handouts/Unit 06/Handout 06.06 - Method Match and Demonstration Record.docx
@@ -48,7 +48,7 @@
         <w:pStyle w:val="FirstParagraph"/>
       </w:pPr>
       <w:r>
-        <w:t xml:space="preserve">Fill in the nine methods and the tool or equipment each one needs.</w:t>
+        <w:t xml:space="preserve">For each of the nine methods, write what it is and the tool or equipment it needs.</w:t>
       </w:r>
     </w:p>
     <w:p>
@@ -490,7 +490,7 @@
         <w:t xml:space="preserve"> </w:t>
       </w:r>
       <w:r>
-        <w:t xml:space="preserve">we do not fry in this room. Frying needs oil at 350 degrees or more, and a pot of hot oil is the one hazard this course does not take on. Everything a fryer does, an oven or a broiler can get close to.</w:t>
+        <w:t xml:space="preserve">we do not fry in this room. Frying needs oil at 350 degrees or more. A pot of hot oil is the one danger this course does not take on. An oven or a broiler can get close to what a fryer does.</w:t>
       </w:r>
     </w:p>
     <w:p>
@@ -521,7 +521,7 @@
         <w:pStyle w:val="BodyText"/>
       </w:pPr>
       <w:r>
-        <w:t xml:space="preserve">_____________________________________________________________________________</w:t>
+        <w:t xml:space="preserve">Line 2: _____________________________________________________________________________</w:t>
       </w:r>
     </w:p>
     <w:p>
@@ -553,7 +553,7 @@
         <w:pStyle w:val="BodyText"/>
       </w:pPr>
       <w:r>
-        <w:t xml:space="preserve">_____________________________________________________________________________</w:t>
+        <w:t xml:space="preserve">Line 1: _____________________________________________________________________________</w:t>
       </w:r>
     </w:p>
     <w:p>
@@ -576,7 +576,7 @@
         <w:pStyle w:val="FirstParagraph"/>
       </w:pPr>
       <w:r>
-        <w:t xml:space="preserve">For each food, pick one method and give a reason that says</w:t>
+        <w:t xml:space="preserve">For each food, pick one method. Then give a reason that says</w:t>
       </w:r>
       <w:r>
         <w:t xml:space="preserve"> </w:t>
@@ -1046,7 +1046,7 @@
               <w:jc w:val="left"/>
             </w:pPr>
             <w:r>
-              <w:t xml:space="preserve">Texture (how it feels, inside and out)</w:t>
+              <w:t xml:space="preserve">Texture (how it feels in your mouth, inside and out)</w:t>
             </w:r>
           </w:p>
         </w:tc>
@@ -1159,7 +1159,13 @@
         <w:rPr>
           <w:b/>
         </w:rPr>
-        <w:t xml:space="preserve">moisture.</w:t>
+        <w:t xml:space="preserve">moisture</w:t>
+      </w:r>
+      <w:r>
+        <w:t xml:space="preserve"> </w:t>
+      </w:r>
+      <w:r>
+        <w:t xml:space="preserve">(moisture means water in or on the food).</w:t>
       </w:r>
     </w:p>
     <w:p>
@@ -1175,7 +1181,7 @@
         <w:pStyle w:val="BodyText"/>
       </w:pPr>
       <w:r>
-        <w:t xml:space="preserve">_____________________________________________________________________________</w:t>
+        <w:t xml:space="preserve">Line 2: _____________________________________________________________________________</w:t>
       </w:r>
     </w:p>
     <w:p>
@@ -1183,7 +1189,7 @@
         <w:pStyle w:val="BodyText"/>
       </w:pPr>
       <w:r>
-        <w:t xml:space="preserve">_____________________________________________________________________________</w:t>
+        <w:t xml:space="preserve">Line 3: _____________________________________________________________________________</w:t>
       </w:r>
     </w:p>
     <w:p>
@@ -1507,7 +1513,7 @@
         <w:t xml:space="preserve"> </w:t>
       </w:r>
       <w:r>
-        <w:t xml:space="preserve">belong, dry or moist? Why?</w:t>
+        <w:t xml:space="preserve">belong, dry or moist? Write the family and why.</w:t>
       </w:r>
     </w:p>
     <w:p>
@@ -1590,7 +1596,7 @@
         <w:t xml:space="preserve"> </w:t>
       </w:r>
       <w:r>
-        <w:t xml:space="preserve">families in one recipe. Say the order and the reason for the order.</w:t>
+        <w:t xml:space="preserve">families in one recipe. Write the order, then the reason for that order.</w:t>
       </w:r>
     </w:p>
     <w:p>
